--- a/sampling reddit.docx
+++ b/sampling reddit.docx
@@ -97,6 +97,415 @@
           <w:lang w:val="en-GB"/>
         </w:rPr>
       </w:pPr>
+      <w:r>
+        <w:rPr>
+          <w:lang w:val="en-GB"/>
+        </w:rPr>
+        <w:t>##</w:t>
+      </w:r>
+    </w:p>
+    <w:p>
+      <w:pPr>
+        <w:jc w:val="center"/>
+        <w:rPr>
+          <w:b/>
+          <w:bCs/>
+          <w:color w:val="FF0000"/>
+          <w:lang w:val="en-GB"/>
+        </w:rPr>
+      </w:pPr>
+      <w:r>
+        <w:rPr>
+          <w:b/>
+          <w:bCs/>
+          <w:color w:val="FF0000"/>
+          <w:lang w:val="en-GB"/>
+        </w:rPr>
+        <w:t>PlAN</w:t>
+      </w:r>
+      <w:r>
+        <w:rPr>
+          <w:b/>
+          <w:bCs/>
+          <w:color w:val="FF0000"/>
+          <w:lang w:val="en-GB"/>
+        </w:rPr>
+        <w:t xml:space="preserve"> (20-11)</w:t>
+      </w:r>
+    </w:p>
+    <w:p>
+      <w:pPr>
+        <w:pStyle w:val="Listenabsatz"/>
+        <w:numPr>
+          <w:ilvl w:val="0"/>
+          <w:numId w:val="9"/>
+        </w:numPr>
+        <w:rPr>
+          <w:i/>
+          <w:iCs/>
+          <w:color w:val="FF0000"/>
+          <w:lang w:val="en-GB"/>
+        </w:rPr>
+      </w:pPr>
+      <w:r>
+        <w:rPr>
+          <w:i/>
+          <w:iCs/>
+          <w:color w:val="FF0000"/>
+          <w:lang w:val="en-GB"/>
+        </w:rPr>
+        <w:t xml:space="preserve"> </w:t>
+      </w:r>
+      <w:r>
+        <w:rPr>
+          <w:i/>
+          <w:iCs/>
+          <w:color w:val="FF0000"/>
+          <w:lang w:val="en-GB"/>
+        </w:rPr>
+        <w:t>See</w:t>
+      </w:r>
+      <w:r>
+        <w:rPr>
+          <w:i/>
+          <w:iCs/>
+          <w:color w:val="FF0000"/>
+          <w:lang w:val="en-GB"/>
+        </w:rPr>
+        <w:t xml:space="preserve">d </w:t>
+      </w:r>
+      <w:r>
+        <w:rPr>
+          <w:i/>
+          <w:iCs/>
+          <w:color w:val="FF0000"/>
+          <w:lang w:val="en-GB"/>
+        </w:rPr>
+        <w:t>subreddit</w:t>
+      </w:r>
+      <w:r>
+        <w:rPr>
+          <w:i/>
+          <w:iCs/>
+          <w:color w:val="FF0000"/>
+          <w:lang w:val="en-GB"/>
+        </w:rPr>
+        <w:t>s</w:t>
+      </w:r>
+    </w:p>
+    <w:p>
+      <w:pPr>
+        <w:pStyle w:val="Listenabsatz"/>
+        <w:numPr>
+          <w:ilvl w:val="0"/>
+          <w:numId w:val="9"/>
+        </w:numPr>
+      </w:pPr>
+      <w:r>
+        <w:t>r/changemyview</w:t>
+      </w:r>
+    </w:p>
+    <w:p>
+      <w:pPr>
+        <w:pStyle w:val="Listenabsatz"/>
+        <w:numPr>
+          <w:ilvl w:val="0"/>
+          <w:numId w:val="9"/>
+        </w:numPr>
+      </w:pPr>
+      <w:r>
+        <w:t>r/AskReddit</w:t>
+      </w:r>
+    </w:p>
+    <w:p>
+      <w:pPr>
+        <w:pStyle w:val="Listenabsatz"/>
+        <w:numPr>
+          <w:ilvl w:val="0"/>
+          <w:numId w:val="9"/>
+        </w:numPr>
+      </w:pPr>
+      <w:r>
+        <w:t xml:space="preserve"> r/TrueReddit</w:t>
+      </w:r>
+    </w:p>
+    <w:p>
+      <w:pPr>
+        <w:pStyle w:val="Listenabsatz"/>
+        <w:numPr>
+          <w:ilvl w:val="0"/>
+          <w:numId w:val="9"/>
+        </w:numPr>
+      </w:pPr>
+      <w:r>
+        <w:rPr>
+          <w:i/>
+          <w:iCs/>
+        </w:rPr>
+        <w:t>r</w:t>
+      </w:r>
+      <w:r>
+        <w:t>/AmItheAsshole</w:t>
+      </w:r>
+    </w:p>
+    <w:p>
+      <w:pPr>
+        <w:pStyle w:val="Listenabsatz"/>
+        <w:numPr>
+          <w:ilvl w:val="0"/>
+          <w:numId w:val="9"/>
+        </w:numPr>
+      </w:pPr>
+      <w:r>
+        <w:t xml:space="preserve"> r/debate</w:t>
+      </w:r>
+    </w:p>
+    <w:p>
+      <w:pPr>
+        <w:pStyle w:val="Listenabsatz"/>
+        <w:numPr>
+          <w:ilvl w:val="0"/>
+          <w:numId w:val="9"/>
+        </w:numPr>
+      </w:pPr>
+      <w:r>
+        <w:t>r/</w:t>
+      </w:r>
+      <w:r>
+        <w:t>PoliticalDiscussion</w:t>
+      </w:r>
+    </w:p>
+    <w:p>
+      <w:pPr>
+        <w:rPr>
+          <w:lang w:val="en-GB"/>
+        </w:rPr>
+      </w:pPr>
+      <w:r>
+        <w:rPr>
+          <w:lang w:val="en-GB"/>
+        </w:rPr>
+        <w:t>manually -&gt; get the subscriber count, founding date  for each</w:t>
+      </w:r>
+    </w:p>
+    <w:p>
+      <w:pPr>
+        <w:rPr>
+          <w:i/>
+          <w:iCs/>
+          <w:color w:val="FF0000"/>
+          <w:lang w:val="en-GB"/>
+        </w:rPr>
+      </w:pPr>
+      <w:r>
+        <w:rPr>
+          <w:i/>
+          <w:iCs/>
+          <w:color w:val="FF0000"/>
+          <w:lang w:val="en-GB"/>
+        </w:rPr>
+        <w:t>2.</w:t>
+      </w:r>
+      <w:r>
+        <w:rPr>
+          <w:i/>
+          <w:iCs/>
+          <w:color w:val="FF0000"/>
+          <w:lang w:val="en-GB"/>
+        </w:rPr>
+        <w:t xml:space="preserve"> </w:t>
+      </w:r>
+      <w:r>
+        <w:rPr>
+          <w:i/>
+          <w:iCs/>
+          <w:color w:val="FF0000"/>
+          <w:lang w:val="en-GB"/>
+        </w:rPr>
+        <w:t xml:space="preserve"> arctic shift</w:t>
+      </w:r>
+      <w:r>
+        <w:rPr>
+          <w:i/>
+          <w:iCs/>
+          <w:color w:val="FF0000"/>
+          <w:lang w:val="en-GB"/>
+        </w:rPr>
+        <w:t xml:space="preserve"> (search)</w:t>
+      </w:r>
+    </w:p>
+    <w:p>
+      <w:pPr>
+        <w:pStyle w:val="Listenabsatz"/>
+        <w:numPr>
+          <w:ilvl w:val="0"/>
+          <w:numId w:val="10"/>
+        </w:numPr>
+        <w:rPr>
+          <w:lang w:val="en-GB"/>
+        </w:rPr>
+      </w:pPr>
+      <w:r>
+        <w:rPr>
+          <w:lang w:val="en-GB"/>
+        </w:rPr>
+        <w:t>Time frame filtern</w:t>
+      </w:r>
+      <w:r>
+        <w:rPr>
+          <w:lang w:val="en-GB"/>
+        </w:rPr>
+        <w:t xml:space="preserve"> (</w:t>
+      </w:r>
+      <w:r>
+        <w:rPr>
+          <w:lang w:val="en-GB"/>
+        </w:rPr>
+        <w:t>June 10 - July 5, 2024</w:t>
+      </w:r>
+      <w:r>
+        <w:rPr>
+          <w:lang w:val="en-GB"/>
+        </w:rPr>
+        <w:t>)</w:t>
+      </w:r>
+      <w:r>
+        <w:rPr>
+          <w:lang w:val="en-GB"/>
+        </w:rPr>
+        <w:t>, subreddit name filtern,</w:t>
+      </w:r>
+    </w:p>
+    <w:p>
+      <w:pPr>
+        <w:rPr>
+          <w:i/>
+          <w:iCs/>
+          <w:color w:val="FF0000"/>
+          <w:lang w:val="en-GB"/>
+        </w:rPr>
+      </w:pPr>
+      <w:r>
+        <w:rPr>
+          <w:i/>
+          <w:iCs/>
+          <w:color w:val="FF0000"/>
+          <w:lang w:val="en-GB"/>
+        </w:rPr>
+        <w:t>3. sample only submission with titles only</w:t>
+      </w:r>
+    </w:p>
+    <w:p>
+      <w:pPr>
+        <w:rPr>
+          <w:i/>
+          <w:iCs/>
+          <w:color w:val="FF0000"/>
+          <w:lang w:val="en-GB"/>
+        </w:rPr>
+      </w:pPr>
+      <w:r>
+        <w:rPr>
+          <w:i/>
+          <w:iCs/>
+          <w:color w:val="FF0000"/>
+          <w:lang w:val="en-GB"/>
+        </w:rPr>
+        <w:t>4. match titles</w:t>
+      </w:r>
+      <w:r>
+        <w:rPr>
+          <w:i/>
+          <w:iCs/>
+          <w:color w:val="FF0000"/>
+          <w:lang w:val="en-GB"/>
+        </w:rPr>
+        <w:t xml:space="preserve"> of submissions</w:t>
+      </w:r>
+      <w:r>
+        <w:rPr>
+          <w:i/>
+          <w:iCs/>
+          <w:color w:val="FF0000"/>
+          <w:lang w:val="en-GB"/>
+        </w:rPr>
+        <w:t xml:space="preserve"> with the discussion titles</w:t>
+      </w:r>
+    </w:p>
+    <w:p>
+      <w:pPr>
+        <w:rPr>
+          <w:i/>
+          <w:iCs/>
+          <w:color w:val="FF0000"/>
+          <w:lang w:val="en-GB"/>
+        </w:rPr>
+      </w:pPr>
+      <w:r>
+        <w:rPr>
+          <w:i/>
+          <w:iCs/>
+          <w:color w:val="FF0000"/>
+          <w:lang w:val="en-GB"/>
+        </w:rPr>
+        <w:t xml:space="preserve">5. </w:t>
+      </w:r>
+      <w:r>
+        <w:rPr>
+          <w:i/>
+          <w:iCs/>
+          <w:color w:val="FF0000"/>
+          <w:lang w:val="en-GB"/>
+        </w:rPr>
+        <w:t xml:space="preserve">sample threads, </w:t>
+      </w:r>
+      <w:r>
+        <w:rPr>
+          <w:i/>
+          <w:iCs/>
+          <w:color w:val="FF0000"/>
+          <w:lang w:val="en-GB"/>
+        </w:rPr>
+        <w:t xml:space="preserve">reconstruct </w:t>
+      </w:r>
+      <w:r>
+        <w:rPr>
+          <w:i/>
+          <w:iCs/>
+          <w:color w:val="FF0000"/>
+          <w:lang w:val="en-GB"/>
+        </w:rPr>
+        <w:t xml:space="preserve">threads </w:t>
+      </w:r>
+      <w:r>
+        <w:rPr>
+          <w:i/>
+          <w:iCs/>
+          <w:color w:val="FF0000"/>
+          <w:lang w:val="en-GB"/>
+        </w:rPr>
+        <w:t>based on submission titles comments etc.</w:t>
+      </w:r>
+    </w:p>
+    <w:p>
+      <w:pPr>
+        <w:rPr>
+          <w:lang w:val="en-GB"/>
+        </w:rPr>
+      </w:pPr>
+    </w:p>
+    <w:p>
+      <w:pPr>
+        <w:rPr>
+          <w:lang w:val="en-GB"/>
+        </w:rPr>
+      </w:pPr>
+      <w:r>
+        <w:rPr>
+          <w:lang w:val="en-GB"/>
+        </w:rPr>
+        <w:t>##</w:t>
+      </w:r>
     </w:p>
     <w:p>
       <w:pPr>
@@ -606,6 +1015,7 @@
         <w:rPr>
           <w:lang w:val="en-GB"/>
         </w:rPr>
+        <w:lastRenderedPageBreak/>
         <w:t>\</w:t>
       </w:r>
       <w:proofErr w:type="gramStart"/>
@@ -1014,37 +1424,15 @@
     <w:p>
       <w:pPr>
         <w:rPr>
-          <w:lang w:val="en-GB"/>
-        </w:rPr>
-      </w:pPr>
-    </w:p>
-    <w:p>
-      <w:pPr>
-        <w:rPr>
-          <w:lang w:val="en-GB"/>
-        </w:rPr>
-      </w:pPr>
-    </w:p>
-    <w:p>
-      <w:pPr>
-        <w:rPr>
-          <w:lang w:val="en-GB"/>
-        </w:rPr>
-      </w:pPr>
-    </w:p>
-    <w:p>
-      <w:pPr>
-        <w:rPr>
-          <w:b/>
-          <w:bCs/>
-          <w:lang w:val="en-GB"/>
-        </w:rPr>
-      </w:pPr>
-      <w:r>
-        <w:rPr>
-          <w:lang w:val="en-GB"/>
-        </w:rPr>
-        <w:lastRenderedPageBreak/>
+          <w:b/>
+          <w:bCs/>
+          <w:lang w:val="en-GB"/>
+        </w:rPr>
+      </w:pPr>
+      <w:r>
+        <w:rPr>
+          <w:lang w:val="en-GB"/>
+        </w:rPr>
         <w:t xml:space="preserve">PHASE 1: </w:t>
       </w:r>
       <w:r>
@@ -1125,19 +1513,22 @@
           <w:numId w:val="3"/>
         </w:numPr>
         <w:rPr>
-          <w:lang w:val="en-GB"/>
-        </w:rPr>
-      </w:pPr>
-      <w:r>
-        <w:rPr>
-          <w:b/>
-          <w:bCs/>
+          <w:highlight w:val="yellow"/>
+          <w:lang w:val="en-GB"/>
+        </w:rPr>
+      </w:pPr>
+      <w:r>
+        <w:rPr>
+          <w:b/>
+          <w:bCs/>
+          <w:highlight w:val="yellow"/>
           <w:lang w:val="en-GB"/>
         </w:rPr>
         <w:t>Subscriber count</w:t>
       </w:r>
       <w:r>
         <w:rPr>
+          <w:highlight w:val="yellow"/>
           <w:lang w:val="en-GB"/>
         </w:rPr>
         <w:t xml:space="preserve">: 50k–2M </w:t>
@@ -1150,19 +1541,22 @@
           <w:numId w:val="3"/>
         </w:numPr>
         <w:rPr>
-          <w:lang w:val="en-GB"/>
-        </w:rPr>
-      </w:pPr>
-      <w:r>
-        <w:rPr>
-          <w:b/>
-          <w:bCs/>
+          <w:strike/>
+          <w:lang w:val="en-GB"/>
+        </w:rPr>
+      </w:pPr>
+      <w:r>
+        <w:rPr>
+          <w:b/>
+          <w:bCs/>
+          <w:strike/>
           <w:lang w:val="en-GB"/>
         </w:rPr>
         <w:t>Activity</w:t>
       </w:r>
       <w:r>
         <w:rPr>
+          <w:strike/>
           <w:lang w:val="en-GB"/>
         </w:rPr>
         <w:t xml:space="preserve">: ≥50 posts/week during </w:t>
@@ -1171,12 +1565,14 @@
         <w:rPr>
           <w:b/>
           <w:bCs/>
+          <w:strike/>
           <w:lang w:val="en-GB"/>
         </w:rPr>
         <w:t>June 10–July 5, 2024</w:t>
       </w:r>
       <w:r>
         <w:rPr>
+          <w:strike/>
           <w:lang w:val="en-GB"/>
         </w:rPr>
         <w:t xml:space="preserve"> </w:t>
@@ -1196,6 +1592,7 @@
         <w:rPr>
           <w:b/>
           <w:bCs/>
+          <w:highlight w:val="yellow"/>
           <w:lang w:val="en-GB"/>
         </w:rPr>
         <w:t>Age</w:t>
@@ -1242,19 +1639,22 @@
           <w:numId w:val="3"/>
         </w:numPr>
         <w:rPr>
-          <w:lang w:val="en-GB"/>
-        </w:rPr>
-      </w:pPr>
-      <w:r>
-        <w:rPr>
-          <w:b/>
-          <w:bCs/>
+          <w:strike/>
+          <w:lang w:val="en-GB"/>
+        </w:rPr>
+      </w:pPr>
+      <w:r>
+        <w:rPr>
+          <w:b/>
+          <w:bCs/>
+          <w:strike/>
           <w:lang w:val="en-GB"/>
         </w:rPr>
         <w:t>Type</w:t>
       </w:r>
       <w:r>
         <w:rPr>
+          <w:strike/>
           <w:lang w:val="en-GB"/>
         </w:rPr>
         <w:t xml:space="preserve">: Focus on </w:t>
@@ -1263,12 +1663,14 @@
         <w:rPr>
           <w:b/>
           <w:bCs/>
+          <w:strike/>
           <w:lang w:val="en-GB"/>
         </w:rPr>
         <w:t>discussion-oriented</w:t>
       </w:r>
       <w:r>
         <w:rPr>
+          <w:strike/>
           <w:lang w:val="en-GB"/>
         </w:rPr>
         <w:t xml:space="preserve"> flairs: Discussion, Debate, Question, CMV style</w:t>
@@ -1621,6 +2023,7 @@
           <w:szCs w:val="24"/>
           <w:lang w:val="en-GB" w:eastAsia="de-DE"/>
         </w:rPr>
+        <w:lastRenderedPageBreak/>
         <w:t>No more than 2</w:t>
       </w:r>
       <w:r>
@@ -1879,7 +2282,6 @@
           <w:b/>
           <w:bCs/>
         </w:rPr>
-        <w:lastRenderedPageBreak/>
         <w:t>2b. Temporal Stratification</w:t>
       </w:r>
     </w:p>
@@ -2054,8 +2456,10 @@
       </w:pPr>
       <w:r>
         <w:rPr>
-          <w:lang w:val="en-GB"/>
-        </w:rPr>
+          <w:noProof/>
+          <w:lang w:val="en-GB"/>
+        </w:rPr>
+        <w:lastRenderedPageBreak/>
         <w:drawing>
           <wp:inline distT="0" distB="0" distL="0" distR="0" wp14:anchorId="206178B9" wp14:editId="194F413E">
             <wp:extent cx="4078088" cy="5375866"/>
@@ -2199,6 +2603,95 @@
 <file path=word/numbering.xml><?xml version="1.0" encoding="utf-8"?>
 <w:numbering xmlns:wpc="http://schemas.microsoft.com/office/word/2010/wordprocessingCanvas" xmlns:cx="http://schemas.microsoft.com/office/drawing/2014/chartex" xmlns:cx1="http://schemas.microsoft.com/office/drawing/2015/9/8/chartex" xmlns:cx2="http://schemas.microsoft.com/office/drawing/2015/10/21/chartex" xmlns:cx3="http://schemas.microsoft.com/office/drawing/2016/5/9/chartex" xmlns:cx4="http://schemas.microsoft.com/office/drawing/2016/5/10/chartex" xmlns:cx5="http://schemas.microsoft.com/office/drawing/2016/5/11/chartex" xmlns:cx6="http://schemas.microsoft.com/office/drawing/2016/5/12/chartex" xmlns:cx7="http://schemas.microsoft.com/office/drawing/2016/5/13/chartex" xmlns:cx8="http://schemas.microsoft.com/office/drawing/2016/5/14/chartex" xmlns:mc="http://schemas.openxmlformats.org/markup-compatibility/2006" xmlns:aink="http://schemas.microsoft.com/office/drawing/2016/ink" xmlns:am3d="http://schemas.microsoft.com/office/drawing/2017/model3d" xmlns:o="urn:schemas-microsoft-com:office:office" xmlns:oel="http://schemas.microsoft.com/office/2019/extlst" xmlns:r="http://schemas.openxmlformats.org/officeDocument/2006/relationships" xmlns:m="http://schemas.openxmlformats.org/officeDocument/2006/math" xmlns:v="urn:schemas-microsoft-com:vml" xmlns:wp14="http://schemas.microsoft.com/office/word/2010/wordprocessingDrawing" xmlns:wp="http://schemas.openxmlformats.org/drawingml/2006/wordprocessingDrawing" xmlns:w10="urn:schemas-microsoft-com:office:word" xmlns:w="http://schemas.openxmlformats.org/wordprocessingml/2006/main" xmlns:w14="http://schemas.microsoft.com/office/word/2010/wordml" xmlns:w15="http://schemas.microsoft.com/office/word/2012/wordml" xmlns:w16cex="http://schemas.microsoft.com/office/word/2018/wordml/cex" xmlns:w16cid="http://schemas.microsoft.com/office/word/2016/wordml/cid" xmlns:w16="http://schemas.microsoft.com/office/word/2018/wordml" xmlns:w16du="http://schemas.microsoft.com/office/word/2023/wordml/word16du" xmlns:w16sdtdh="http://schemas.microsoft.com/office/word/2020/wordml/sdtdatahash" xmlns:w16sdtfl="http://schemas.microsoft.com/office/word/2024/wordml/sdtformatlock" xmlns:w16se="http://schemas.microsoft.com/office/word/2015/wordml/symex" xmlns:wpg="http://schemas.microsoft.com/office/word/2010/wordprocessingGroup" xmlns:wpi="http://schemas.microsoft.com/office/word/2010/wordprocessingInk" xmlns:wne="http://schemas.microsoft.com/office/word/2006/wordml" xmlns:wps="http://schemas.microsoft.com/office/word/2010/wordprocessingShape" mc:Ignorable="w14 w15 w16se w16cid w16 w16cex w16sdtdh w16sdtfl w16du wp14">
   <w:abstractNum w:abstractNumId="0" w15:restartNumberingAfterBreak="0">
+    <w:nsid w:val="13FE23CB"/>
+    <w:multiLevelType w:val="hybridMultilevel"/>
+    <w:tmpl w:val="9D9AB860"/>
+    <w:lvl w:ilvl="0" w:tplc="0407000F">
+      <w:start w:val="1"/>
+      <w:numFmt w:val="decimal"/>
+      <w:lvlText w:val="%1."/>
+      <w:lvlJc w:val="left"/>
+      <w:pPr>
+        <w:ind w:left="720" w:hanging="360"/>
+      </w:pPr>
+      <w:rPr>
+        <w:rFonts w:hint="default"/>
+      </w:rPr>
+    </w:lvl>
+    <w:lvl w:ilvl="1" w:tplc="04070019" w:tentative="1">
+      <w:start w:val="1"/>
+      <w:numFmt w:val="lowerLetter"/>
+      <w:lvlText w:val="%2."/>
+      <w:lvlJc w:val="left"/>
+      <w:pPr>
+        <w:ind w:left="1440" w:hanging="360"/>
+      </w:pPr>
+    </w:lvl>
+    <w:lvl w:ilvl="2" w:tplc="0407001B" w:tentative="1">
+      <w:start w:val="1"/>
+      <w:numFmt w:val="lowerRoman"/>
+      <w:lvlText w:val="%3."/>
+      <w:lvlJc w:val="right"/>
+      <w:pPr>
+        <w:ind w:left="2160" w:hanging="180"/>
+      </w:pPr>
+    </w:lvl>
+    <w:lvl w:ilvl="3" w:tplc="0407000F" w:tentative="1">
+      <w:start w:val="1"/>
+      <w:numFmt w:val="decimal"/>
+      <w:lvlText w:val="%4."/>
+      <w:lvlJc w:val="left"/>
+      <w:pPr>
+        <w:ind w:left="2880" w:hanging="360"/>
+      </w:pPr>
+    </w:lvl>
+    <w:lvl w:ilvl="4" w:tplc="04070019" w:tentative="1">
+      <w:start w:val="1"/>
+      <w:numFmt w:val="lowerLetter"/>
+      <w:lvlText w:val="%5."/>
+      <w:lvlJc w:val="left"/>
+      <w:pPr>
+        <w:ind w:left="3600" w:hanging="360"/>
+      </w:pPr>
+    </w:lvl>
+    <w:lvl w:ilvl="5" w:tplc="0407001B" w:tentative="1">
+      <w:start w:val="1"/>
+      <w:numFmt w:val="lowerRoman"/>
+      <w:lvlText w:val="%6."/>
+      <w:lvlJc w:val="right"/>
+      <w:pPr>
+        <w:ind w:left="4320" w:hanging="180"/>
+      </w:pPr>
+    </w:lvl>
+    <w:lvl w:ilvl="6" w:tplc="0407000F" w:tentative="1">
+      <w:start w:val="1"/>
+      <w:numFmt w:val="decimal"/>
+      <w:lvlText w:val="%7."/>
+      <w:lvlJc w:val="left"/>
+      <w:pPr>
+        <w:ind w:left="5040" w:hanging="360"/>
+      </w:pPr>
+    </w:lvl>
+    <w:lvl w:ilvl="7" w:tplc="04070019" w:tentative="1">
+      <w:start w:val="1"/>
+      <w:numFmt w:val="lowerLetter"/>
+      <w:lvlText w:val="%8."/>
+      <w:lvlJc w:val="left"/>
+      <w:pPr>
+        <w:ind w:left="5760" w:hanging="360"/>
+      </w:pPr>
+    </w:lvl>
+    <w:lvl w:ilvl="8" w:tplc="0407001B" w:tentative="1">
+      <w:start w:val="1"/>
+      <w:numFmt w:val="lowerRoman"/>
+      <w:lvlText w:val="%9."/>
+      <w:lvlJc w:val="right"/>
+      <w:pPr>
+        <w:ind w:left="6480" w:hanging="180"/>
+      </w:pPr>
+    </w:lvl>
+  </w:abstractNum>
+  <w:abstractNum w:abstractNumId="1" w15:restartNumberingAfterBreak="0">
     <w:nsid w:val="196D1A76"/>
     <w:multiLevelType w:val="multilevel"/>
     <w:tmpl w:val="D05AA41C"/>
@@ -2347,7 +2840,7 @@
       </w:rPr>
     </w:lvl>
   </w:abstractNum>
-  <w:abstractNum w:abstractNumId="1" w15:restartNumberingAfterBreak="0">
+  <w:abstractNum w:abstractNumId="2" w15:restartNumberingAfterBreak="0">
     <w:nsid w:val="266F352A"/>
     <w:multiLevelType w:val="multilevel"/>
     <w:tmpl w:val="B41E6FD0"/>
@@ -2496,7 +2989,7 @@
       </w:rPr>
     </w:lvl>
   </w:abstractNum>
-  <w:abstractNum w:abstractNumId="2" w15:restartNumberingAfterBreak="0">
+  <w:abstractNum w:abstractNumId="3" w15:restartNumberingAfterBreak="0">
     <w:nsid w:val="2CBA1730"/>
     <w:multiLevelType w:val="multilevel"/>
     <w:tmpl w:val="8BD63998"/>
@@ -2645,7 +3138,7 @@
       </w:rPr>
     </w:lvl>
   </w:abstractNum>
-  <w:abstractNum w:abstractNumId="3" w15:restartNumberingAfterBreak="0">
+  <w:abstractNum w:abstractNumId="4" w15:restartNumberingAfterBreak="0">
     <w:nsid w:val="32356337"/>
     <w:multiLevelType w:val="hybridMultilevel"/>
     <w:tmpl w:val="CD801D8C"/>
@@ -2734,7 +3227,7 @@
       </w:pPr>
     </w:lvl>
   </w:abstractNum>
-  <w:abstractNum w:abstractNumId="4" w15:restartNumberingAfterBreak="0">
+  <w:abstractNum w:abstractNumId="5" w15:restartNumberingAfterBreak="0">
     <w:nsid w:val="3E9107F3"/>
     <w:multiLevelType w:val="multilevel"/>
     <w:tmpl w:val="61EAB61C"/>
@@ -2883,7 +3376,120 @@
       </w:rPr>
     </w:lvl>
   </w:abstractNum>
-  <w:abstractNum w:abstractNumId="5" w15:restartNumberingAfterBreak="0">
+  <w:abstractNum w:abstractNumId="6" w15:restartNumberingAfterBreak="0">
+    <w:nsid w:val="414421C4"/>
+    <w:multiLevelType w:val="hybridMultilevel"/>
+    <w:tmpl w:val="0FDE0782"/>
+    <w:lvl w:ilvl="0" w:tplc="04070001">
+      <w:start w:val="1"/>
+      <w:numFmt w:val="bullet"/>
+      <w:lvlText w:val=""/>
+      <w:lvlJc w:val="left"/>
+      <w:pPr>
+        <w:ind w:left="720" w:hanging="360"/>
+      </w:pPr>
+      <w:rPr>
+        <w:rFonts w:ascii="Symbol" w:hAnsi="Symbol" w:hint="default"/>
+      </w:rPr>
+    </w:lvl>
+    <w:lvl w:ilvl="1" w:tplc="04070003" w:tentative="1">
+      <w:start w:val="1"/>
+      <w:numFmt w:val="bullet"/>
+      <w:lvlText w:val="o"/>
+      <w:lvlJc w:val="left"/>
+      <w:pPr>
+        <w:ind w:left="1440" w:hanging="360"/>
+      </w:pPr>
+      <w:rPr>
+        <w:rFonts w:ascii="Courier New" w:hAnsi="Courier New" w:cs="Courier New" w:hint="default"/>
+      </w:rPr>
+    </w:lvl>
+    <w:lvl w:ilvl="2" w:tplc="04070005" w:tentative="1">
+      <w:start w:val="1"/>
+      <w:numFmt w:val="bullet"/>
+      <w:lvlText w:val=""/>
+      <w:lvlJc w:val="left"/>
+      <w:pPr>
+        <w:ind w:left="2160" w:hanging="360"/>
+      </w:pPr>
+      <w:rPr>
+        <w:rFonts w:ascii="Wingdings" w:hAnsi="Wingdings" w:hint="default"/>
+      </w:rPr>
+    </w:lvl>
+    <w:lvl w:ilvl="3" w:tplc="04070001" w:tentative="1">
+      <w:start w:val="1"/>
+      <w:numFmt w:val="bullet"/>
+      <w:lvlText w:val=""/>
+      <w:lvlJc w:val="left"/>
+      <w:pPr>
+        <w:ind w:left="2880" w:hanging="360"/>
+      </w:pPr>
+      <w:rPr>
+        <w:rFonts w:ascii="Symbol" w:hAnsi="Symbol" w:hint="default"/>
+      </w:rPr>
+    </w:lvl>
+    <w:lvl w:ilvl="4" w:tplc="04070003" w:tentative="1">
+      <w:start w:val="1"/>
+      <w:numFmt w:val="bullet"/>
+      <w:lvlText w:val="o"/>
+      <w:lvlJc w:val="left"/>
+      <w:pPr>
+        <w:ind w:left="3600" w:hanging="360"/>
+      </w:pPr>
+      <w:rPr>
+        <w:rFonts w:ascii="Courier New" w:hAnsi="Courier New" w:cs="Courier New" w:hint="default"/>
+      </w:rPr>
+    </w:lvl>
+    <w:lvl w:ilvl="5" w:tplc="04070005" w:tentative="1">
+      <w:start w:val="1"/>
+      <w:numFmt w:val="bullet"/>
+      <w:lvlText w:val=""/>
+      <w:lvlJc w:val="left"/>
+      <w:pPr>
+        <w:ind w:left="4320" w:hanging="360"/>
+      </w:pPr>
+      <w:rPr>
+        <w:rFonts w:ascii="Wingdings" w:hAnsi="Wingdings" w:hint="default"/>
+      </w:rPr>
+    </w:lvl>
+    <w:lvl w:ilvl="6" w:tplc="04070001" w:tentative="1">
+      <w:start w:val="1"/>
+      <w:numFmt w:val="bullet"/>
+      <w:lvlText w:val=""/>
+      <w:lvlJc w:val="left"/>
+      <w:pPr>
+        <w:ind w:left="5040" w:hanging="360"/>
+      </w:pPr>
+      <w:rPr>
+        <w:rFonts w:ascii="Symbol" w:hAnsi="Symbol" w:hint="default"/>
+      </w:rPr>
+    </w:lvl>
+    <w:lvl w:ilvl="7" w:tplc="04070003" w:tentative="1">
+      <w:start w:val="1"/>
+      <w:numFmt w:val="bullet"/>
+      <w:lvlText w:val="o"/>
+      <w:lvlJc w:val="left"/>
+      <w:pPr>
+        <w:ind w:left="5760" w:hanging="360"/>
+      </w:pPr>
+      <w:rPr>
+        <w:rFonts w:ascii="Courier New" w:hAnsi="Courier New" w:cs="Courier New" w:hint="default"/>
+      </w:rPr>
+    </w:lvl>
+    <w:lvl w:ilvl="8" w:tplc="04070005" w:tentative="1">
+      <w:start w:val="1"/>
+      <w:numFmt w:val="bullet"/>
+      <w:lvlText w:val=""/>
+      <w:lvlJc w:val="left"/>
+      <w:pPr>
+        <w:ind w:left="6480" w:hanging="360"/>
+      </w:pPr>
+      <w:rPr>
+        <w:rFonts w:ascii="Wingdings" w:hAnsi="Wingdings" w:hint="default"/>
+      </w:rPr>
+    </w:lvl>
+  </w:abstractNum>
+  <w:abstractNum w:abstractNumId="7" w15:restartNumberingAfterBreak="0">
     <w:nsid w:val="5CC37681"/>
     <w:multiLevelType w:val="hybridMultilevel"/>
     <w:tmpl w:val="52C484E6"/>
@@ -2995,7 +3601,7 @@
       </w:rPr>
     </w:lvl>
   </w:abstractNum>
-  <w:abstractNum w:abstractNumId="6" w15:restartNumberingAfterBreak="0">
+  <w:abstractNum w:abstractNumId="8" w15:restartNumberingAfterBreak="0">
     <w:nsid w:val="68666417"/>
     <w:multiLevelType w:val="multilevel"/>
     <w:tmpl w:val="0E8C594C"/>
@@ -3144,7 +3750,7 @@
       </w:rPr>
     </w:lvl>
   </w:abstractNum>
-  <w:abstractNum w:abstractNumId="7" w15:restartNumberingAfterBreak="0">
+  <w:abstractNum w:abstractNumId="9" w15:restartNumberingAfterBreak="0">
     <w:nsid w:val="689A3A19"/>
     <w:multiLevelType w:val="hybridMultilevel"/>
     <w:tmpl w:val="ABC42464"/>
@@ -3258,28 +3864,34 @@
     </w:lvl>
   </w:abstractNum>
   <w:num w:numId="1" w16cid:durableId="1249315284">
+    <w:abstractNumId w:val="7"/>
+  </w:num>
+  <w:num w:numId="2" w16cid:durableId="1503354481">
+    <w:abstractNumId w:val="4"/>
+  </w:num>
+  <w:num w:numId="3" w16cid:durableId="787164090">
+    <w:abstractNumId w:val="1"/>
+  </w:num>
+  <w:num w:numId="4" w16cid:durableId="2010668936">
     <w:abstractNumId w:val="5"/>
   </w:num>
-  <w:num w:numId="2" w16cid:durableId="1503354481">
+  <w:num w:numId="5" w16cid:durableId="1936207974">
+    <w:abstractNumId w:val="2"/>
+  </w:num>
+  <w:num w:numId="6" w16cid:durableId="596139325">
+    <w:abstractNumId w:val="8"/>
+  </w:num>
+  <w:num w:numId="7" w16cid:durableId="1835602690">
     <w:abstractNumId w:val="3"/>
   </w:num>
-  <w:num w:numId="3" w16cid:durableId="787164090">
+  <w:num w:numId="8" w16cid:durableId="180167994">
+    <w:abstractNumId w:val="9"/>
+  </w:num>
+  <w:num w:numId="9" w16cid:durableId="1924073110">
     <w:abstractNumId w:val="0"/>
   </w:num>
-  <w:num w:numId="4" w16cid:durableId="2010668936">
-    <w:abstractNumId w:val="4"/>
-  </w:num>
-  <w:num w:numId="5" w16cid:durableId="1936207974">
-    <w:abstractNumId w:val="1"/>
-  </w:num>
-  <w:num w:numId="6" w16cid:durableId="596139325">
+  <w:num w:numId="10" w16cid:durableId="752701403">
     <w:abstractNumId w:val="6"/>
-  </w:num>
-  <w:num w:numId="7" w16cid:durableId="1835602690">
-    <w:abstractNumId w:val="2"/>
-  </w:num>
-  <w:num w:numId="8" w16cid:durableId="180167994">
-    <w:abstractNumId w:val="7"/>
   </w:num>
 </w:numbering>
 </file>
